--- a/srs.docx
+++ b/srs.docx
@@ -7,7 +7,7 @@
         <w:pStyle w:val="Heading1"/>
       </w:pPr>
       <w:bookmarkStart w:id="0" w:name="_Toc190835730"/>
-      <w:bookmarkStart w:id="1" w:name="_Toc190835994"/>
+      <w:bookmarkStart w:id="1" w:name="_Toc190893618"/>
       <w:r>
         <w:t>Software Requirements Specification (SRS)</w:t>
       </w:r>
@@ -92,7 +92,7 @@
       <w:pPr>
         <w:pStyle w:val="Heading2"/>
       </w:pPr>
-      <w:bookmarkStart w:id="2" w:name="_Toc190835995"/>
+      <w:bookmarkStart w:id="2" w:name="_Toc190893619"/>
       <w:r>
         <w:t>1. Introduction</w:t>
       </w:r>
@@ -223,7 +223,7 @@
       <w:pPr>
         <w:pStyle w:val="Heading2"/>
       </w:pPr>
-      <w:bookmarkStart w:id="3" w:name="_Toc190835996"/>
+      <w:bookmarkStart w:id="3" w:name="_Toc190893620"/>
       <w:r>
         <w:t>2. Overall Description</w:t>
       </w:r>
@@ -489,7 +489,7 @@
       <w:pPr>
         <w:pStyle w:val="Heading2"/>
       </w:pPr>
-      <w:bookmarkStart w:id="4" w:name="_Toc190835997"/>
+      <w:bookmarkStart w:id="4" w:name="_Toc190893621"/>
       <w:r>
         <w:t>3. System Features</w:t>
       </w:r>
@@ -636,23 +636,6 @@
     <w:p>
       <w:pPr>
         <w:numPr>
-          <w:ilvl w:val="1"/>
-          <w:numId w:val="6"/>
-        </w:numPr>
-        <w:rPr>
-          <w:strike/>
-        </w:rPr>
-      </w:pPr>
-      <w:r>
-        <w:rPr>
-          <w:strike/>
-        </w:rPr>
-        <w:t>Description (optional)</w:t>
-      </w:r>
-    </w:p>
-    <w:p>
-      <w:pPr>
-        <w:numPr>
           <w:ilvl w:val="0"/>
           <w:numId w:val="6"/>
         </w:numPr>
@@ -732,7 +715,7 @@
       <w:pPr>
         <w:pStyle w:val="Heading2"/>
       </w:pPr>
-      <w:bookmarkStart w:id="5" w:name="_Toc190835998"/>
+      <w:bookmarkStart w:id="5" w:name="_Toc190893622"/>
       <w:r>
         <w:lastRenderedPageBreak/>
         <w:t>4. Functional Requirements</w:t>
@@ -1356,7 +1339,7 @@
       <w:pPr>
         <w:pStyle w:val="Heading2"/>
       </w:pPr>
-      <w:bookmarkStart w:id="6" w:name="_Toc190835999"/>
+      <w:bookmarkStart w:id="6" w:name="_Toc190893623"/>
       <w:r>
         <w:t>5. Non-Functional Requirements</w:t>
       </w:r>
@@ -1739,7 +1722,7 @@
       <w:pPr>
         <w:pStyle w:val="Heading2"/>
       </w:pPr>
-      <w:bookmarkStart w:id="7" w:name="_Toc190836000"/>
+      <w:bookmarkStart w:id="7" w:name="_Toc190893624"/>
       <w:r>
         <w:lastRenderedPageBreak/>
         <w:t>6. External Interface Requirements</w:t>
@@ -1986,7 +1969,7 @@
       <w:pPr>
         <w:pStyle w:val="Heading2"/>
       </w:pPr>
-      <w:bookmarkStart w:id="8" w:name="_Toc190836001"/>
+      <w:bookmarkStart w:id="8" w:name="_Toc190893625"/>
       <w:r>
         <w:t>7. Other Non-Functional Requirements</w:t>
       </w:r>
@@ -2100,7 +2083,7 @@
       <w:pPr>
         <w:pStyle w:val="Heading2"/>
       </w:pPr>
-      <w:bookmarkStart w:id="9" w:name="_Toc190836002"/>
+      <w:bookmarkStart w:id="9" w:name="_Toc190893626"/>
       <w:r>
         <w:lastRenderedPageBreak/>
         <w:t>8. Appendices</w:t>
@@ -2233,7 +2216,6 @@
         <w:t>This SRS document provides a comprehensive overview of the requirements for the Web-Based To-Do Application. It can be further refined based on stakeholder feedback and project-specific needs.</w:t>
       </w:r>
       <w:bookmarkStart w:id="10" w:name="_Toc190835731"/>
-      <w:bookmarkStart w:id="11" w:name="_Toc190836003"/>
     </w:p>
     <w:p>
       <w:r>
@@ -2244,6 +2226,7 @@
       <w:pPr>
         <w:pStyle w:val="Heading1"/>
       </w:pPr>
+      <w:bookmarkStart w:id="11" w:name="_Toc190893627"/>
       <w:r>
         <w:lastRenderedPageBreak/>
         <w:t xml:space="preserve">Sprint Breakdown for </w:t>
@@ -2261,7 +2244,7 @@
       <w:pPr>
         <w:pStyle w:val="Heading2"/>
       </w:pPr>
-      <w:bookmarkStart w:id="12" w:name="_Toc190836004"/>
+      <w:bookmarkStart w:id="12" w:name="_Toc190893628"/>
       <w:r>
         <w:t>Sprint 0: Preparation</w:t>
       </w:r>
@@ -2485,7 +2468,7 @@
       <w:pPr>
         <w:pStyle w:val="Heading2"/>
       </w:pPr>
-      <w:bookmarkStart w:id="13" w:name="_Toc190836005"/>
+      <w:bookmarkStart w:id="13" w:name="_Toc190893629"/>
       <w:r>
         <w:t>Sprint 1: User Authentication</w:t>
       </w:r>
@@ -2695,7 +2678,7 @@
       <w:pPr>
         <w:pStyle w:val="Heading2"/>
       </w:pPr>
-      <w:bookmarkStart w:id="14" w:name="_Toc190836006"/>
+      <w:bookmarkStart w:id="14" w:name="_Toc190893630"/>
       <w:r>
         <w:t xml:space="preserve">Sprint 2: </w:t>
       </w:r>
@@ -2943,7 +2926,7 @@
       <w:pPr>
         <w:pStyle w:val="Heading2"/>
       </w:pPr>
-      <w:bookmarkStart w:id="15" w:name="_Toc190836007"/>
+      <w:bookmarkStart w:id="15" w:name="_Toc190893631"/>
       <w:r>
         <w:lastRenderedPageBreak/>
         <w:t>Sprint</w:t>
@@ -3159,7 +3142,7 @@
       <w:pPr>
         <w:pStyle w:val="Heading2"/>
       </w:pPr>
-      <w:bookmarkStart w:id="16" w:name="_Toc190836008"/>
+      <w:bookmarkStart w:id="16" w:name="_Toc190893632"/>
       <w:r>
         <w:t xml:space="preserve">Sprint </w:t>
       </w:r>
@@ -3372,7 +3355,7 @@
       <w:pPr>
         <w:pStyle w:val="Heading2"/>
       </w:pPr>
-      <w:bookmarkStart w:id="17" w:name="_Toc190836009"/>
+      <w:bookmarkStart w:id="17" w:name="_Toc190893633"/>
       <w:r>
         <w:t>Summary of Sprints</w:t>
       </w:r>
@@ -3842,7 +3825,6 @@
         </w:rPr>
       </w:pPr>
       <w:bookmarkStart w:id="18" w:name="_Toc190835732"/>
-      <w:bookmarkStart w:id="19" w:name="_Toc190836010"/>
       <w:r>
         <w:br w:type="page"/>
       </w:r>
@@ -3851,6 +3833,7 @@
       <w:pPr>
         <w:pStyle w:val="Heading1"/>
       </w:pPr>
+      <w:bookmarkStart w:id="19" w:name="_Toc190893634"/>
       <w:r>
         <w:lastRenderedPageBreak/>
         <w:t>User stories</w:t>
@@ -3862,7 +3845,7 @@
       <w:pPr>
         <w:pStyle w:val="Heading2"/>
       </w:pPr>
-      <w:bookmarkStart w:id="20" w:name="_Toc190836011"/>
+      <w:bookmarkStart w:id="20" w:name="_Toc190893635"/>
       <w:r>
         <w:t>Sprint 0: Preparation</w:t>
       </w:r>
@@ -4067,7 +4050,7 @@
       <w:pPr>
         <w:pStyle w:val="Heading2"/>
       </w:pPr>
-      <w:bookmarkStart w:id="21" w:name="_Toc190836012"/>
+      <w:bookmarkStart w:id="21" w:name="_Toc190893636"/>
       <w:r>
         <w:t>Sprint 1: User Authentication</w:t>
       </w:r>
@@ -4391,7 +4374,7 @@
       <w:pPr>
         <w:pStyle w:val="Heading2"/>
       </w:pPr>
-      <w:bookmarkStart w:id="22" w:name="_Toc190836013"/>
+      <w:bookmarkStart w:id="22" w:name="_Toc190893637"/>
       <w:r>
         <w:t>Sprint 2: Todo Management</w:t>
       </w:r>
@@ -4703,7 +4686,7 @@
       <w:pPr>
         <w:pStyle w:val="Heading2"/>
       </w:pPr>
-      <w:bookmarkStart w:id="23" w:name="_Toc190836014"/>
+      <w:bookmarkStart w:id="23" w:name="_Toc190893638"/>
       <w:r>
         <w:t xml:space="preserve">Sprint </w:t>
       </w:r>
@@ -4880,7 +4863,7 @@
       <w:pPr>
         <w:pStyle w:val="Heading2"/>
       </w:pPr>
-      <w:bookmarkStart w:id="24" w:name="_Toc190836015"/>
+      <w:bookmarkStart w:id="24" w:name="_Toc190893639"/>
       <w:r>
         <w:lastRenderedPageBreak/>
         <w:t xml:space="preserve">Sprint </w:t>
@@ -5051,10 +5034,406 @@
         <w:t>This structure ensures each sprint has clear user stories with well-defined acceptance criteria and corresponding test cases.</w:t>
       </w:r>
     </w:p>
-    <w:p/>
-    <w:p/>
-    <w:p/>
-    <w:p/>
+    <w:p>
+      <w:r>
+        <w:br w:type="page"/>
+      </w:r>
+    </w:p>
+    <w:p>
+      <w:pPr>
+        <w:pStyle w:val="Heading1"/>
+      </w:pPr>
+      <w:bookmarkStart w:id="25" w:name="_Toc190893640"/>
+      <w:r>
+        <w:lastRenderedPageBreak/>
+        <w:t>Team members</w:t>
+      </w:r>
+      <w:bookmarkEnd w:id="25"/>
+    </w:p>
+    <w:p>
+      <w:pPr>
+        <w:rPr>
+          <w:rFonts w:asciiTheme="majorHAnsi" w:eastAsiaTheme="majorEastAsia" w:hAnsiTheme="majorHAnsi" w:cstheme="majorBidi"/>
+          <w:color w:val="0F4761" w:themeColor="accent1" w:themeShade="BF"/>
+          <w:sz w:val="32"/>
+          <w:szCs w:val="32"/>
+        </w:rPr>
+      </w:pPr>
+      <w:r>
+        <w:rPr>
+          <w:rFonts w:asciiTheme="majorHAnsi" w:eastAsiaTheme="majorEastAsia" w:hAnsiTheme="majorHAnsi" w:cstheme="majorBidi"/>
+          <w:color w:val="0F4761" w:themeColor="accent1" w:themeShade="BF"/>
+          <w:sz w:val="32"/>
+          <w:szCs w:val="32"/>
+        </w:rPr>
+        <w:t> </w:t>
+      </w:r>
+      <w:r>
+        <w:rPr>
+          <w:rFonts w:asciiTheme="majorHAnsi" w:eastAsiaTheme="majorEastAsia" w:hAnsiTheme="majorHAnsi" w:cstheme="majorBidi"/>
+          <w:color w:val="0F4761" w:themeColor="accent1" w:themeShade="BF"/>
+          <w:sz w:val="32"/>
+          <w:szCs w:val="32"/>
+          <w:rtl/>
+        </w:rPr>
+        <w:t>محمد عباس مختار</w:t>
+      </w:r>
+    </w:p>
+    <w:p>
+      <w:pPr>
+        <w:rPr>
+          <w:b/>
+          <w:bCs/>
+        </w:rPr>
+      </w:pPr>
+      <w:proofErr w:type="gramStart"/>
+      <w:r>
+        <w:rPr>
+          <w:b/>
+          <w:bCs/>
+        </w:rPr>
+        <w:t>-</w:t>
+      </w:r>
+      <w:r>
+        <w:rPr>
+          <w:b/>
+          <w:bCs/>
+        </w:rPr>
+        <w:t xml:space="preserve"> </w:t>
+      </w:r>
+      <w:r>
+        <w:rPr>
+          <w:b/>
+          <w:bCs/>
+        </w:rPr>
+        <w:t xml:space="preserve"> 01210616777</w:t>
+      </w:r>
+      <w:proofErr w:type="gramEnd"/>
+    </w:p>
+    <w:p>
+      <w:pPr>
+        <w:rPr>
+          <w:b/>
+          <w:bCs/>
+        </w:rPr>
+      </w:pPr>
+      <w:r>
+        <w:rPr>
+          <w:b/>
+          <w:bCs/>
+        </w:rPr>
+        <w:t xml:space="preserve">- </w:t>
+      </w:r>
+      <w:r>
+        <w:rPr>
+          <w:b/>
+          <w:bCs/>
+        </w:rPr>
+        <w:t xml:space="preserve"> </w:t>
+      </w:r>
+      <w:r>
+        <w:rPr>
+          <w:b/>
+          <w:bCs/>
+        </w:rPr>
+        <w:t>Mohamedabbas81@icloud.com</w:t>
+      </w:r>
+    </w:p>
+    <w:p>
+      <w:pPr>
+        <w:rPr>
+          <w:b/>
+          <w:bCs/>
+        </w:rPr>
+      </w:pPr>
+    </w:p>
+    <w:p>
+      <w:pPr>
+        <w:rPr>
+          <w:rFonts w:asciiTheme="majorHAnsi" w:eastAsiaTheme="majorEastAsia" w:hAnsiTheme="majorHAnsi" w:cstheme="majorBidi"/>
+          <w:color w:val="0F4761" w:themeColor="accent1" w:themeShade="BF"/>
+          <w:sz w:val="32"/>
+          <w:szCs w:val="32"/>
+        </w:rPr>
+      </w:pPr>
+      <w:r>
+        <w:rPr>
+          <w:rFonts w:asciiTheme="majorHAnsi" w:eastAsiaTheme="majorEastAsia" w:hAnsiTheme="majorHAnsi" w:cstheme="majorBidi"/>
+          <w:color w:val="0F4761" w:themeColor="accent1" w:themeShade="BF"/>
+          <w:sz w:val="32"/>
+          <w:szCs w:val="32"/>
+          <w:rtl/>
+        </w:rPr>
+        <w:t>إبراهيم سمير إبراهيم محمد</w:t>
+      </w:r>
+    </w:p>
+    <w:p>
+      <w:pPr>
+        <w:rPr>
+          <w:b/>
+          <w:bCs/>
+        </w:rPr>
+      </w:pPr>
+      <w:proofErr w:type="gramStart"/>
+      <w:r>
+        <w:rPr>
+          <w:b/>
+          <w:bCs/>
+        </w:rPr>
+        <w:t xml:space="preserve">- </w:t>
+      </w:r>
+      <w:r>
+        <w:rPr>
+          <w:b/>
+          <w:bCs/>
+        </w:rPr>
+        <w:t xml:space="preserve"> </w:t>
+      </w:r>
+      <w:r>
+        <w:rPr>
+          <w:b/>
+          <w:bCs/>
+        </w:rPr>
+        <w:t>01002571986</w:t>
+      </w:r>
+      <w:proofErr w:type="gramEnd"/>
+    </w:p>
+    <w:p>
+      <w:pPr>
+        <w:rPr>
+          <w:b/>
+          <w:bCs/>
+        </w:rPr>
+      </w:pPr>
+      <w:r>
+        <w:rPr>
+          <w:b/>
+          <w:bCs/>
+        </w:rPr>
+        <w:t>-</w:t>
+      </w:r>
+      <w:r>
+        <w:rPr>
+          <w:b/>
+          <w:bCs/>
+        </w:rPr>
+        <w:t xml:space="preserve"> </w:t>
+      </w:r>
+      <w:r>
+        <w:rPr>
+          <w:b/>
+          <w:bCs/>
+        </w:rPr>
+        <w:t xml:space="preserve"> Ibrahimsamir87@outlook.com</w:t>
+      </w:r>
+    </w:p>
+    <w:p>
+      <w:pPr>
+        <w:rPr>
+          <w:b/>
+          <w:bCs/>
+        </w:rPr>
+      </w:pPr>
+    </w:p>
+    <w:p>
+      <w:pPr>
+        <w:rPr>
+          <w:rFonts w:asciiTheme="majorHAnsi" w:eastAsiaTheme="majorEastAsia" w:hAnsiTheme="majorHAnsi" w:cstheme="majorBidi"/>
+          <w:color w:val="0F4761" w:themeColor="accent1" w:themeShade="BF"/>
+          <w:sz w:val="32"/>
+          <w:szCs w:val="32"/>
+        </w:rPr>
+      </w:pPr>
+      <w:r>
+        <w:rPr>
+          <w:rFonts w:asciiTheme="majorHAnsi" w:eastAsiaTheme="majorEastAsia" w:hAnsiTheme="majorHAnsi" w:cstheme="majorBidi"/>
+          <w:color w:val="0F4761" w:themeColor="accent1" w:themeShade="BF"/>
+          <w:sz w:val="32"/>
+          <w:szCs w:val="32"/>
+          <w:rtl/>
+        </w:rPr>
+        <w:t>أسماء الدالي</w:t>
+      </w:r>
+    </w:p>
+    <w:p>
+      <w:pPr>
+        <w:rPr>
+          <w:b/>
+          <w:bCs/>
+        </w:rPr>
+      </w:pPr>
+      <w:proofErr w:type="gramStart"/>
+      <w:r>
+        <w:rPr>
+          <w:b/>
+          <w:bCs/>
+        </w:rPr>
+        <w:t xml:space="preserve">- </w:t>
+      </w:r>
+      <w:r>
+        <w:rPr>
+          <w:b/>
+          <w:bCs/>
+        </w:rPr>
+        <w:t xml:space="preserve"> </w:t>
+      </w:r>
+      <w:r>
+        <w:rPr>
+          <w:b/>
+          <w:bCs/>
+        </w:rPr>
+        <w:t>01128738125</w:t>
+      </w:r>
+      <w:proofErr w:type="gramEnd"/>
+    </w:p>
+    <w:p>
+      <w:pPr>
+        <w:rPr>
+          <w:b/>
+          <w:bCs/>
+        </w:rPr>
+      </w:pPr>
+      <w:r>
+        <w:rPr>
+          <w:b/>
+          <w:bCs/>
+        </w:rPr>
+        <w:t xml:space="preserve">- </w:t>
+      </w:r>
+      <w:r>
+        <w:rPr>
+          <w:b/>
+          <w:bCs/>
+        </w:rPr>
+        <w:t xml:space="preserve"> </w:t>
+      </w:r>
+      <w:hyperlink r:id="rId8" w:history="1">
+        <w:r>
+          <w:rPr>
+            <w:rStyle w:val="Hyperlink"/>
+            <w:b/>
+            <w:bCs/>
+          </w:rPr>
+          <w:t>asmaaeldaly94@gmail.com</w:t>
+        </w:r>
+      </w:hyperlink>
+    </w:p>
+    <w:p>
+      <w:pPr>
+        <w:rPr>
+          <w:b/>
+          <w:bCs/>
+        </w:rPr>
+      </w:pPr>
+    </w:p>
+    <w:p>
+      <w:pPr>
+        <w:rPr>
+          <w:rFonts w:asciiTheme="majorHAnsi" w:eastAsiaTheme="majorEastAsia" w:hAnsiTheme="majorHAnsi" w:cstheme="majorBidi"/>
+          <w:color w:val="0F4761" w:themeColor="accent1" w:themeShade="BF"/>
+          <w:sz w:val="32"/>
+          <w:szCs w:val="32"/>
+        </w:rPr>
+      </w:pPr>
+      <w:r>
+        <w:rPr>
+          <w:rFonts w:asciiTheme="majorHAnsi" w:eastAsiaTheme="majorEastAsia" w:hAnsiTheme="majorHAnsi" w:cstheme="majorBidi"/>
+          <w:color w:val="0F4761" w:themeColor="accent1" w:themeShade="BF"/>
+          <w:sz w:val="32"/>
+          <w:szCs w:val="32"/>
+          <w:rtl/>
+        </w:rPr>
+        <w:t>حسام محمد علي البسيوني</w:t>
+      </w:r>
+    </w:p>
+    <w:p>
+      <w:pPr>
+        <w:rPr>
+          <w:b/>
+          <w:bCs/>
+        </w:rPr>
+      </w:pPr>
+      <w:proofErr w:type="gramStart"/>
+      <w:r>
+        <w:rPr>
+          <w:b/>
+          <w:bCs/>
+        </w:rPr>
+        <w:t xml:space="preserve">- </w:t>
+      </w:r>
+      <w:r>
+        <w:rPr>
+          <w:b/>
+          <w:bCs/>
+        </w:rPr>
+        <w:t xml:space="preserve"> </w:t>
+      </w:r>
+      <w:r>
+        <w:rPr>
+          <w:b/>
+          <w:bCs/>
+        </w:rPr>
+        <w:t>01014124943</w:t>
+      </w:r>
+      <w:proofErr w:type="gramEnd"/>
+    </w:p>
+    <w:p>
+      <w:pPr>
+        <w:rPr>
+          <w:b/>
+          <w:bCs/>
+        </w:rPr>
+      </w:pPr>
+      <w:r>
+        <w:rPr>
+          <w:b/>
+          <w:bCs/>
+        </w:rPr>
+        <w:t>-</w:t>
+      </w:r>
+      <w:r>
+        <w:rPr>
+          <w:rFonts w:ascii="Consolas" w:eastAsia="Times New Roman" w:hAnsi="Consolas" w:cs="Times New Roman"/>
+          <w:color w:val="ADBAC7"/>
+          <w:kern w:val="0"/>
+          <w:sz w:val="21"/>
+          <w:szCs w:val="21"/>
+          <w14:ligatures w14:val="none"/>
+        </w:rPr>
+        <w:t xml:space="preserve"> </w:t>
+      </w:r>
+      <w:r>
+        <w:rPr>
+          <w:b/>
+          <w:bCs/>
+        </w:rPr>
+        <w:t> hosamelbasiony@gmail.com</w:t>
+      </w:r>
+    </w:p>
+    <w:p>
+      <w:pPr>
+        <w:rPr>
+          <w:b/>
+          <w:bCs/>
+        </w:rPr>
+      </w:pPr>
+    </w:p>
+    <w:p>
+      <w:pPr>
+        <w:rPr>
+          <w:b/>
+          <w:bCs/>
+        </w:rPr>
+      </w:pPr>
+    </w:p>
+    <w:p>
+      <w:pPr>
+        <w:rPr>
+          <w:b/>
+          <w:bCs/>
+        </w:rPr>
+      </w:pPr>
+    </w:p>
     <w:p/>
     <w:p/>
     <w:p/>
@@ -5063,7 +5442,7 @@
     <w:p/>
     <w:sdt>
       <w:sdtPr>
-        <w:id w:val="-1193229073"/>
+        <w:id w:val="49818119"/>
         <w:docPartObj>
           <w:docPartGallery w:val="Table of Contents"/>
           <w:docPartUnique/>
@@ -5111,7 +5490,7 @@
           <w:r>
             <w:fldChar w:fldCharType="separate"/>
           </w:r>
-          <w:hyperlink w:anchor="_Toc190835994" w:history="1">
+          <w:hyperlink w:anchor="_Toc190893618" w:history="1">
             <w:r>
               <w:rPr>
                 <w:rStyle w:val="Hyperlink"/>
@@ -5138,7 +5517,7 @@
                 <w:noProof/>
                 <w:webHidden/>
               </w:rPr>
-              <w:instrText xml:space="preserve"> PAGEREF _Toc190835994 \h </w:instrText>
+              <w:instrText xml:space="preserve"> PAGEREF _Toc190893618 \h </w:instrText>
             </w:r>
             <w:r>
               <w:rPr>
@@ -5176,10 +5555,11 @@
               <w:tab w:val="right" w:leader="dot" w:pos="9350"/>
             </w:tabs>
             <w:rPr>
+              <w:rFonts w:eastAsiaTheme="minorEastAsia"/>
               <w:noProof/>
             </w:rPr>
           </w:pPr>
-          <w:hyperlink w:anchor="_Toc190835995" w:history="1">
+          <w:hyperlink w:anchor="_Toc190893619" w:history="1">
             <w:r>
               <w:rPr>
                 <w:rStyle w:val="Hyperlink"/>
@@ -5206,7 +5586,7 @@
                 <w:noProof/>
                 <w:webHidden/>
               </w:rPr>
-              <w:instrText xml:space="preserve"> PAGEREF _Toc190835995 \h </w:instrText>
+              <w:instrText xml:space="preserve"> PAGEREF _Toc190893619 \h </w:instrText>
             </w:r>
             <w:r>
               <w:rPr>
@@ -5244,10 +5624,11 @@
               <w:tab w:val="right" w:leader="dot" w:pos="9350"/>
             </w:tabs>
             <w:rPr>
+              <w:rFonts w:eastAsiaTheme="minorEastAsia"/>
               <w:noProof/>
             </w:rPr>
           </w:pPr>
-          <w:hyperlink w:anchor="_Toc190835996" w:history="1">
+          <w:hyperlink w:anchor="_Toc190893620" w:history="1">
             <w:r>
               <w:rPr>
                 <w:rStyle w:val="Hyperlink"/>
@@ -5274,7 +5655,7 @@
                 <w:noProof/>
                 <w:webHidden/>
               </w:rPr>
-              <w:instrText xml:space="preserve"> PAGEREF _Toc190835996 \h </w:instrText>
+              <w:instrText xml:space="preserve"> PAGEREF _Toc190893620 \h </w:instrText>
             </w:r>
             <w:r>
               <w:rPr>
@@ -5312,10 +5693,11 @@
               <w:tab w:val="right" w:leader="dot" w:pos="9350"/>
             </w:tabs>
             <w:rPr>
+              <w:rFonts w:eastAsiaTheme="minorEastAsia"/>
               <w:noProof/>
             </w:rPr>
           </w:pPr>
-          <w:hyperlink w:anchor="_Toc190835997" w:history="1">
+          <w:hyperlink w:anchor="_Toc190893621" w:history="1">
             <w:r>
               <w:rPr>
                 <w:rStyle w:val="Hyperlink"/>
@@ -5342,7 +5724,7 @@
                 <w:noProof/>
                 <w:webHidden/>
               </w:rPr>
-              <w:instrText xml:space="preserve"> PAGEREF _Toc190835997 \h </w:instrText>
+              <w:instrText xml:space="preserve"> PAGEREF _Toc190893621 \h </w:instrText>
             </w:r>
             <w:r>
               <w:rPr>
@@ -5380,10 +5762,11 @@
               <w:tab w:val="right" w:leader="dot" w:pos="9350"/>
             </w:tabs>
             <w:rPr>
+              <w:rFonts w:eastAsiaTheme="minorEastAsia"/>
               <w:noProof/>
             </w:rPr>
           </w:pPr>
-          <w:hyperlink w:anchor="_Toc190835998" w:history="1">
+          <w:hyperlink w:anchor="_Toc190893622" w:history="1">
             <w:r>
               <w:rPr>
                 <w:rStyle w:val="Hyperlink"/>
@@ -5410,7 +5793,7 @@
                 <w:noProof/>
                 <w:webHidden/>
               </w:rPr>
-              <w:instrText xml:space="preserve"> PAGEREF _Toc190835998 \h </w:instrText>
+              <w:instrText xml:space="preserve"> PAGEREF _Toc190893622 \h </w:instrText>
             </w:r>
             <w:r>
               <w:rPr>
@@ -5448,10 +5831,11 @@
               <w:tab w:val="right" w:leader="dot" w:pos="9350"/>
             </w:tabs>
             <w:rPr>
+              <w:rFonts w:eastAsiaTheme="minorEastAsia"/>
               <w:noProof/>
             </w:rPr>
           </w:pPr>
-          <w:hyperlink w:anchor="_Toc190835999" w:history="1">
+          <w:hyperlink w:anchor="_Toc190893623" w:history="1">
             <w:r>
               <w:rPr>
                 <w:rStyle w:val="Hyperlink"/>
@@ -5478,7 +5862,7 @@
                 <w:noProof/>
                 <w:webHidden/>
               </w:rPr>
-              <w:instrText xml:space="preserve"> PAGEREF _Toc190835999 \h </w:instrText>
+              <w:instrText xml:space="preserve"> PAGEREF _Toc190893623 \h </w:instrText>
             </w:r>
             <w:r>
               <w:rPr>
@@ -5516,10 +5900,11 @@
               <w:tab w:val="right" w:leader="dot" w:pos="9350"/>
             </w:tabs>
             <w:rPr>
+              <w:rFonts w:eastAsiaTheme="minorEastAsia"/>
               <w:noProof/>
             </w:rPr>
           </w:pPr>
-          <w:hyperlink w:anchor="_Toc190836000" w:history="1">
+          <w:hyperlink w:anchor="_Toc190893624" w:history="1">
             <w:r>
               <w:rPr>
                 <w:rStyle w:val="Hyperlink"/>
@@ -5546,7 +5931,7 @@
                 <w:noProof/>
                 <w:webHidden/>
               </w:rPr>
-              <w:instrText xml:space="preserve"> PAGEREF _Toc190836000 \h </w:instrText>
+              <w:instrText xml:space="preserve"> PAGEREF _Toc190893624 \h </w:instrText>
             </w:r>
             <w:r>
               <w:rPr>
@@ -5584,10 +5969,11 @@
               <w:tab w:val="right" w:leader="dot" w:pos="9350"/>
             </w:tabs>
             <w:rPr>
+              <w:rFonts w:eastAsiaTheme="minorEastAsia"/>
               <w:noProof/>
             </w:rPr>
           </w:pPr>
-          <w:hyperlink w:anchor="_Toc190836001" w:history="1">
+          <w:hyperlink w:anchor="_Toc190893625" w:history="1">
             <w:r>
               <w:rPr>
                 <w:rStyle w:val="Hyperlink"/>
@@ -5614,7 +6000,7 @@
                 <w:noProof/>
                 <w:webHidden/>
               </w:rPr>
-              <w:instrText xml:space="preserve"> PAGEREF _Toc190836001 \h </w:instrText>
+              <w:instrText xml:space="preserve"> PAGEREF _Toc190893625 \h </w:instrText>
             </w:r>
             <w:r>
               <w:rPr>
@@ -5652,10 +6038,11 @@
               <w:tab w:val="right" w:leader="dot" w:pos="9350"/>
             </w:tabs>
             <w:rPr>
+              <w:rFonts w:eastAsiaTheme="minorEastAsia"/>
               <w:noProof/>
             </w:rPr>
           </w:pPr>
-          <w:hyperlink w:anchor="_Toc190836002" w:history="1">
+          <w:hyperlink w:anchor="_Toc190893626" w:history="1">
             <w:r>
               <w:rPr>
                 <w:rStyle w:val="Hyperlink"/>
@@ -5682,7 +6069,7 @@
                 <w:noProof/>
                 <w:webHidden/>
               </w:rPr>
-              <w:instrText xml:space="preserve"> PAGEREF _Toc190836002 \h </w:instrText>
+              <w:instrText xml:space="preserve"> PAGEREF _Toc190893626 \h </w:instrText>
             </w:r>
             <w:r>
               <w:rPr>
@@ -5724,27 +6111,13 @@
               <w:noProof/>
             </w:rPr>
           </w:pPr>
-          <w:hyperlink w:anchor="_Toc190836003" w:history="1">
+          <w:hyperlink w:anchor="_Toc190893627" w:history="1">
             <w:r>
               <w:rPr>
                 <w:rStyle w:val="Hyperlink"/>
                 <w:noProof/>
               </w:rPr>
-              <w:t xml:space="preserve">Sprint Breakdown for </w:t>
-            </w:r>
-            <w:r>
-              <w:rPr>
-                <w:rStyle w:val="Hyperlink"/>
-                <w:noProof/>
-              </w:rPr>
-              <w:t xml:space="preserve">The </w:t>
-            </w:r>
-            <w:r>
-              <w:rPr>
-                <w:rStyle w:val="Hyperlink"/>
-                <w:noProof/>
-              </w:rPr>
-              <w:t>Web-Based To-Do Application</w:t>
+              <w:t>Sprint Breakdown for the Web-Based To-Do Application</w:t>
             </w:r>
             <w:r>
               <w:rPr>
@@ -5765,7 +6138,7 @@
                 <w:noProof/>
                 <w:webHidden/>
               </w:rPr>
-              <w:instrText xml:space="preserve"> PAGEREF _Toc190836003 \h </w:instrText>
+              <w:instrText xml:space="preserve"> PAGEREF _Toc190893627 \h </w:instrText>
             </w:r>
             <w:r>
               <w:rPr>
@@ -5803,10 +6176,11 @@
               <w:tab w:val="right" w:leader="dot" w:pos="9350"/>
             </w:tabs>
             <w:rPr>
+              <w:rFonts w:eastAsiaTheme="minorEastAsia"/>
               <w:noProof/>
             </w:rPr>
           </w:pPr>
-          <w:hyperlink w:anchor="_Toc190836004" w:history="1">
+          <w:hyperlink w:anchor="_Toc190893628" w:history="1">
             <w:r>
               <w:rPr>
                 <w:rStyle w:val="Hyperlink"/>
@@ -5833,7 +6207,7 @@
                 <w:noProof/>
                 <w:webHidden/>
               </w:rPr>
-              <w:instrText xml:space="preserve"> PAGEREF _Toc190836004 \h </w:instrText>
+              <w:instrText xml:space="preserve"> PAGEREF _Toc190893628 \h </w:instrText>
             </w:r>
             <w:r>
               <w:rPr>
@@ -5871,10 +6245,11 @@
               <w:tab w:val="right" w:leader="dot" w:pos="9350"/>
             </w:tabs>
             <w:rPr>
+              <w:rFonts w:eastAsiaTheme="minorEastAsia"/>
               <w:noProof/>
             </w:rPr>
           </w:pPr>
-          <w:hyperlink w:anchor="_Toc190836005" w:history="1">
+          <w:hyperlink w:anchor="_Toc190893629" w:history="1">
             <w:r>
               <w:rPr>
                 <w:rStyle w:val="Hyperlink"/>
@@ -5901,7 +6276,7 @@
                 <w:noProof/>
                 <w:webHidden/>
               </w:rPr>
-              <w:instrText xml:space="preserve"> PAGEREF _Toc190836005 \h </w:instrText>
+              <w:instrText xml:space="preserve"> PAGEREF _Toc190893629 \h </w:instrText>
             </w:r>
             <w:r>
               <w:rPr>
@@ -5939,10 +6314,11 @@
               <w:tab w:val="right" w:leader="dot" w:pos="9350"/>
             </w:tabs>
             <w:rPr>
+              <w:rFonts w:eastAsiaTheme="minorEastAsia"/>
               <w:noProof/>
             </w:rPr>
           </w:pPr>
-          <w:hyperlink w:anchor="_Toc190836006" w:history="1">
+          <w:hyperlink w:anchor="_Toc190893630" w:history="1">
             <w:r>
               <w:rPr>
                 <w:rStyle w:val="Hyperlink"/>
@@ -5969,7 +6345,7 @@
                 <w:noProof/>
                 <w:webHidden/>
               </w:rPr>
-              <w:instrText xml:space="preserve"> PAGEREF _Toc190836006 \h </w:instrText>
+              <w:instrText xml:space="preserve"> PAGEREF _Toc190893630 \h </w:instrText>
             </w:r>
             <w:r>
               <w:rPr>
@@ -6007,10 +6383,11 @@
               <w:tab w:val="right" w:leader="dot" w:pos="9350"/>
             </w:tabs>
             <w:rPr>
+              <w:rFonts w:eastAsiaTheme="minorEastAsia"/>
               <w:noProof/>
             </w:rPr>
           </w:pPr>
-          <w:hyperlink w:anchor="_Toc190836007" w:history="1">
+          <w:hyperlink w:anchor="_Toc190893631" w:history="1">
             <w:r>
               <w:rPr>
                 <w:rStyle w:val="Hyperlink"/>
@@ -6037,7 +6414,7 @@
                 <w:noProof/>
                 <w:webHidden/>
               </w:rPr>
-              <w:instrText xml:space="preserve"> PAGEREF _Toc190836007 \h </w:instrText>
+              <w:instrText xml:space="preserve"> PAGEREF _Toc190893631 \h </w:instrText>
             </w:r>
             <w:r>
               <w:rPr>
@@ -6075,10 +6452,11 @@
               <w:tab w:val="right" w:leader="dot" w:pos="9350"/>
             </w:tabs>
             <w:rPr>
+              <w:rFonts w:eastAsiaTheme="minorEastAsia"/>
               <w:noProof/>
             </w:rPr>
           </w:pPr>
-          <w:hyperlink w:anchor="_Toc190836008" w:history="1">
+          <w:hyperlink w:anchor="_Toc190893632" w:history="1">
             <w:r>
               <w:rPr>
                 <w:rStyle w:val="Hyperlink"/>
@@ -6105,7 +6483,7 @@
                 <w:noProof/>
                 <w:webHidden/>
               </w:rPr>
-              <w:instrText xml:space="preserve"> PAGEREF _Toc190836008 \h </w:instrText>
+              <w:instrText xml:space="preserve"> PAGEREF _Toc190893632 \h </w:instrText>
             </w:r>
             <w:r>
               <w:rPr>
@@ -6143,10 +6521,11 @@
               <w:tab w:val="right" w:leader="dot" w:pos="9350"/>
             </w:tabs>
             <w:rPr>
+              <w:rFonts w:eastAsiaTheme="minorEastAsia"/>
               <w:noProof/>
             </w:rPr>
           </w:pPr>
-          <w:hyperlink w:anchor="_Toc190836009" w:history="1">
+          <w:hyperlink w:anchor="_Toc190893633" w:history="1">
             <w:r>
               <w:rPr>
                 <w:rStyle w:val="Hyperlink"/>
@@ -6173,7 +6552,7 @@
                 <w:noProof/>
                 <w:webHidden/>
               </w:rPr>
-              <w:instrText xml:space="preserve"> PAGEREF _Toc190836009 \h </w:instrText>
+              <w:instrText xml:space="preserve"> PAGEREF _Toc190893633 \h </w:instrText>
             </w:r>
             <w:r>
               <w:rPr>
@@ -6215,7 +6594,7 @@
               <w:noProof/>
             </w:rPr>
           </w:pPr>
-          <w:hyperlink w:anchor="_Toc190836010" w:history="1">
+          <w:hyperlink w:anchor="_Toc190893634" w:history="1">
             <w:r>
               <w:rPr>
                 <w:rStyle w:val="Hyperlink"/>
@@ -6242,7 +6621,7 @@
                 <w:noProof/>
                 <w:webHidden/>
               </w:rPr>
-              <w:instrText xml:space="preserve"> PAGEREF _Toc190836010 \h </w:instrText>
+              <w:instrText xml:space="preserve"> PAGEREF _Toc190893634 \h </w:instrText>
             </w:r>
             <w:r>
               <w:rPr>
@@ -6280,10 +6659,11 @@
               <w:tab w:val="right" w:leader="dot" w:pos="9350"/>
             </w:tabs>
             <w:rPr>
+              <w:rFonts w:eastAsiaTheme="minorEastAsia"/>
               <w:noProof/>
             </w:rPr>
           </w:pPr>
-          <w:hyperlink w:anchor="_Toc190836011" w:history="1">
+          <w:hyperlink w:anchor="_Toc190893635" w:history="1">
             <w:r>
               <w:rPr>
                 <w:rStyle w:val="Hyperlink"/>
@@ -6310,7 +6690,7 @@
                 <w:noProof/>
                 <w:webHidden/>
               </w:rPr>
-              <w:instrText xml:space="preserve"> PAGEREF _Toc190836011 \h </w:instrText>
+              <w:instrText xml:space="preserve"> PAGEREF _Toc190893635 \h </w:instrText>
             </w:r>
             <w:r>
               <w:rPr>
@@ -6348,10 +6728,11 @@
               <w:tab w:val="right" w:leader="dot" w:pos="9350"/>
             </w:tabs>
             <w:rPr>
+              <w:rFonts w:eastAsiaTheme="minorEastAsia"/>
               <w:noProof/>
             </w:rPr>
           </w:pPr>
-          <w:hyperlink w:anchor="_Toc190836012" w:history="1">
+          <w:hyperlink w:anchor="_Toc190893636" w:history="1">
             <w:r>
               <w:rPr>
                 <w:rStyle w:val="Hyperlink"/>
@@ -6378,7 +6759,7 @@
                 <w:noProof/>
                 <w:webHidden/>
               </w:rPr>
-              <w:instrText xml:space="preserve"> PAGEREF _Toc190836012 \h </w:instrText>
+              <w:instrText xml:space="preserve"> PAGEREF _Toc190893636 \h </w:instrText>
             </w:r>
             <w:r>
               <w:rPr>
@@ -6416,10 +6797,11 @@
               <w:tab w:val="right" w:leader="dot" w:pos="9350"/>
             </w:tabs>
             <w:rPr>
+              <w:rFonts w:eastAsiaTheme="minorEastAsia"/>
               <w:noProof/>
             </w:rPr>
           </w:pPr>
-          <w:hyperlink w:anchor="_Toc190836013" w:history="1">
+          <w:hyperlink w:anchor="_Toc190893637" w:history="1">
             <w:r>
               <w:rPr>
                 <w:rStyle w:val="Hyperlink"/>
@@ -6446,7 +6828,7 @@
                 <w:noProof/>
                 <w:webHidden/>
               </w:rPr>
-              <w:instrText xml:space="preserve"> PAGEREF _Toc190836013 \h </w:instrText>
+              <w:instrText xml:space="preserve"> PAGEREF _Toc190893637 \h </w:instrText>
             </w:r>
             <w:r>
               <w:rPr>
@@ -6484,10 +6866,11 @@
               <w:tab w:val="right" w:leader="dot" w:pos="9350"/>
             </w:tabs>
             <w:rPr>
+              <w:rFonts w:eastAsiaTheme="minorEastAsia"/>
               <w:noProof/>
             </w:rPr>
           </w:pPr>
-          <w:hyperlink w:anchor="_Toc190836014" w:history="1">
+          <w:hyperlink w:anchor="_Toc190893638" w:history="1">
             <w:r>
               <w:rPr>
                 <w:rStyle w:val="Hyperlink"/>
@@ -6514,7 +6897,7 @@
                 <w:noProof/>
                 <w:webHidden/>
               </w:rPr>
-              <w:instrText xml:space="preserve"> PAGEREF _Toc190836014 \h </w:instrText>
+              <w:instrText xml:space="preserve"> PAGEREF _Toc190893638 \h </w:instrText>
             </w:r>
             <w:r>
               <w:rPr>
@@ -6552,10 +6935,11 @@
               <w:tab w:val="right" w:leader="dot" w:pos="9350"/>
             </w:tabs>
             <w:rPr>
+              <w:rFonts w:eastAsiaTheme="minorEastAsia"/>
               <w:noProof/>
             </w:rPr>
           </w:pPr>
-          <w:hyperlink w:anchor="_Toc190836015" w:history="1">
+          <w:hyperlink w:anchor="_Toc190893639" w:history="1">
             <w:r>
               <w:rPr>
                 <w:rStyle w:val="Hyperlink"/>
@@ -6582,7 +6966,7 @@
                 <w:noProof/>
                 <w:webHidden/>
               </w:rPr>
-              <w:instrText xml:space="preserve"> PAGEREF _Toc190836015 \h </w:instrText>
+              <w:instrText xml:space="preserve"> PAGEREF _Toc190893639 \h </w:instrText>
             </w:r>
             <w:r>
               <w:rPr>
@@ -6603,6 +6987,75 @@
                 <w:webHidden/>
               </w:rPr>
               <w:t>13</w:t>
+            </w:r>
+            <w:r>
+              <w:rPr>
+                <w:noProof/>
+                <w:webHidden/>
+              </w:rPr>
+              <w:fldChar w:fldCharType="end"/>
+            </w:r>
+          </w:hyperlink>
+        </w:p>
+        <w:p>
+          <w:pPr>
+            <w:pStyle w:val="TOC1"/>
+            <w:tabs>
+              <w:tab w:val="right" w:leader="dot" w:pos="9350"/>
+            </w:tabs>
+            <w:rPr>
+              <w:rFonts w:eastAsiaTheme="minorEastAsia"/>
+              <w:noProof/>
+            </w:rPr>
+          </w:pPr>
+          <w:hyperlink w:anchor="_Toc190893640" w:history="1">
+            <w:r>
+              <w:rPr>
+                <w:rStyle w:val="Hyperlink"/>
+                <w:noProof/>
+              </w:rPr>
+              <w:t>Team members</w:t>
+            </w:r>
+            <w:r>
+              <w:rPr>
+                <w:noProof/>
+                <w:webHidden/>
+              </w:rPr>
+              <w:tab/>
+            </w:r>
+            <w:r>
+              <w:rPr>
+                <w:noProof/>
+                <w:webHidden/>
+              </w:rPr>
+              <w:fldChar w:fldCharType="begin"/>
+            </w:r>
+            <w:r>
+              <w:rPr>
+                <w:noProof/>
+                <w:webHidden/>
+              </w:rPr>
+              <w:instrText xml:space="preserve"> PAGEREF _Toc190893640 \h </w:instrText>
+            </w:r>
+            <w:r>
+              <w:rPr>
+                <w:noProof/>
+                <w:webHidden/>
+              </w:rPr>
+            </w:r>
+            <w:r>
+              <w:rPr>
+                <w:noProof/>
+                <w:webHidden/>
+              </w:rPr>
+              <w:fldChar w:fldCharType="separate"/>
+            </w:r>
+            <w:r>
+              <w:rPr>
+                <w:noProof/>
+                <w:webHidden/>
+              </w:rPr>
+              <w:t>14</w:t>
             </w:r>
             <w:r>
               <w:rPr>
@@ -6627,7 +7080,7 @@
     </w:sdt>
     <w:p/>
     <w:sectPr>
-      <w:headerReference w:type="default" r:id="rId8"/>
+      <w:headerReference w:type="default" r:id="rId9"/>
       <w:pgSz w:w="12240" w:h="15840"/>
       <w:pgMar w:top="1440" w:right="1440" w:bottom="1440" w:left="1440" w:header="720" w:footer="720" w:gutter="0"/>
       <w:cols w:space="720"/>
@@ -15084,7 +15537,7 @@
   <w:style w:type="paragraph" w:default="1" w:styleId="Normal">
     <w:name w:val="Normal"/>
     <w:qFormat/>
-    <w:rsid w:val="00E040E2"/>
+    <w:rsid w:val="00E371E3"/>
   </w:style>
   <w:style w:type="paragraph" w:styleId="Heading1">
     <w:name w:val="heading 1"/>
@@ -15698,6 +16151,18 @@
       <w:ind w:left="240"/>
     </w:pPr>
   </w:style>
+  <w:style w:type="character" w:styleId="UnresolvedMention">
+    <w:name w:val="Unresolved Mention"/>
+    <w:basedOn w:val="DefaultParagraphFont"/>
+    <w:uiPriority w:val="99"/>
+    <w:semiHidden/>
+    <w:unhideWhenUsed/>
+    <w:rsid w:val="00E371E3"/>
+    <w:rPr>
+      <w:color w:val="605E5C"/>
+      <w:shd w:val="clear" w:color="auto" w:fill="E1DFDD"/>
+    </w:rPr>
+  </w:style>
 </w:styles>
 </file>
 
